--- a/lib/visa/docx/templates/kapi-vizesi-form.docx
+++ b/lib/visa/docx/templates/kapi-vizesi-form.docx
@@ -9418,7 +9418,7 @@
               </w:rPr>
               <w:fldChar w:fldCharType="begin">
                 <w:ffData>
-                  <w:name w:val="Κείμενο14"/>
+                  <w:name w:val="Κείμενο56"/>
                   <w:enabled/>
                   <w:calcOnExit w:val="0"/>
                   <w:textInput>
